--- a/Mindmap.docx
+++ b/Mindmap.docx
@@ -636,11 +636,22 @@
         </w:rPr>
       </w:pPr>
       <w:r>
+        <w:rPr>
+          <w:noProof/>
+        </w:rPr>
+        <w:t xml:space="preserve"> </w:t>
+      </w:r>
+    </w:p>
+    <w:p>
+      <w:r>
+        <w:rPr>
+          <w:noProof/>
+        </w:rPr>
         <w:drawing>
-          <wp:inline distT="0" distB="0" distL="0" distR="0" wp14:anchorId="0FC2DB23" wp14:editId="70BA98E4">
-            <wp:extent cx="3536950" cy="2482850"/>
-            <wp:effectExtent l="0" t="0" r="6350" b="0"/>
-            <wp:docPr id="1" name="Picture 1"/>
+          <wp:inline distT="0" distB="0" distL="0" distR="0" wp14:anchorId="763E7B41" wp14:editId="55A8B8A8">
+            <wp:extent cx="4876800" cy="1651000"/>
+            <wp:effectExtent l="0" t="0" r="0" b="6350"/>
+            <wp:docPr id="3" name="Picture 3"/>
             <wp:cNvGraphicFramePr>
               <a:graphicFrameLocks xmlns:a="http://schemas.openxmlformats.org/drawingml/2006/main" noChangeAspect="1"/>
             </wp:cNvGraphicFramePr>
@@ -660,7 +671,7 @@
                   <pic:spPr>
                     <a:xfrm>
                       <a:off x="0" y="0"/>
-                      <a:ext cx="3537138" cy="2482982"/>
+                      <a:ext cx="4877054" cy="1651086"/>
                     </a:xfrm>
                     <a:prstGeom prst="rect">
                       <a:avLst/>
@@ -672,18 +683,14 @@
           </wp:inline>
         </w:drawing>
       </w:r>
-      <w:r>
-        <w:rPr>
-          <w:noProof/>
-        </w:rPr>
-        <w:t xml:space="preserve"> </w:t>
-      </w:r>
+    </w:p>
+    <w:p>
       <w:r>
         <w:drawing>
-          <wp:inline distT="0" distB="0" distL="0" distR="0" wp14:anchorId="4B0D0B59" wp14:editId="1EDDDACB">
-            <wp:extent cx="2228850" cy="2482850"/>
+          <wp:inline distT="0" distB="0" distL="0" distR="0" wp14:anchorId="5FB104B4" wp14:editId="4EF024C1">
+            <wp:extent cx="3663950" cy="2578100"/>
             <wp:effectExtent l="0" t="0" r="0" b="0"/>
-            <wp:docPr id="2" name="Picture 2"/>
+            <wp:docPr id="4" name="Picture 4"/>
             <wp:cNvGraphicFramePr>
               <a:graphicFrameLocks xmlns:a="http://schemas.openxmlformats.org/drawingml/2006/main" noChangeAspect="1"/>
             </wp:cNvGraphicFramePr>
@@ -703,7 +710,7 @@
                   <pic:spPr>
                     <a:xfrm>
                       <a:off x="0" y="0"/>
-                      <a:ext cx="2228969" cy="2482983"/>
+                      <a:ext cx="3664139" cy="2578233"/>
                     </a:xfrm>
                     <a:prstGeom prst="rect">
                       <a:avLst/>
@@ -715,14 +722,12 @@
           </wp:inline>
         </w:drawing>
       </w:r>
-    </w:p>
-    <w:p>
       <w:r>
         <w:drawing>
-          <wp:inline distT="0" distB="0" distL="0" distR="0" wp14:anchorId="763E7B41" wp14:editId="55A8B8A8">
-            <wp:extent cx="4876800" cy="1651000"/>
-            <wp:effectExtent l="0" t="0" r="0" b="6350"/>
-            <wp:docPr id="3" name="Picture 3"/>
+          <wp:inline distT="0" distB="0" distL="0" distR="0" wp14:anchorId="262CEBC7" wp14:editId="03243EE9">
+            <wp:extent cx="1136649" cy="2546350"/>
+            <wp:effectExtent l="0" t="0" r="6985" b="6350"/>
+            <wp:docPr id="1" name="Picture 1"/>
             <wp:cNvGraphicFramePr>
               <a:graphicFrameLocks xmlns:a="http://schemas.openxmlformats.org/drawingml/2006/main" noChangeAspect="1"/>
             </wp:cNvGraphicFramePr>
@@ -742,7 +747,7 @@
                   <pic:spPr>
                     <a:xfrm>
                       <a:off x="0" y="0"/>
-                      <a:ext cx="4877054" cy="1651086"/>
+                      <a:ext cx="1140519" cy="2555020"/>
                     </a:xfrm>
                     <a:prstGeom prst="rect">
                       <a:avLst/>
@@ -754,6 +759,129 @@
           </wp:inline>
         </w:drawing>
       </w:r>
+    </w:p>
+    <w:p>
+      <w:pPr>
+        <w:rPr>
+          <w:b/>
+          <w:bCs/>
+          <w:color w:val="FF0000"/>
+          <w:sz w:val="24"/>
+          <w:szCs w:val="24"/>
+          <w:highlight w:val="yellow"/>
+        </w:rPr>
+      </w:pPr>
+    </w:p>
+    <w:p>
+      <w:pPr>
+        <w:rPr>
+          <w:b/>
+          <w:bCs/>
+          <w:color w:val="FF0000"/>
+          <w:sz w:val="24"/>
+          <w:szCs w:val="24"/>
+        </w:rPr>
+      </w:pPr>
+      <w:r>
+        <w:rPr>
+          <w:b/>
+          <w:bCs/>
+          <w:color w:val="FF0000"/>
+          <w:sz w:val="24"/>
+          <w:szCs w:val="24"/>
+          <w:highlight w:val="yellow"/>
+        </w:rPr>
+        <w:t>GIẢI THÍCH FLOW HOẠT ĐỘNG (INTER-FUNCTION COMMUNICATION)</w:t>
+      </w:r>
+    </w:p>
+    <w:p>
+      <w:pPr>
+        <w:rPr>
+          <w:b/>
+          <w:bCs/>
+          <w:color w:val="FF0000"/>
+          <w:sz w:val="24"/>
+          <w:szCs w:val="24"/>
+        </w:rPr>
+      </w:pPr>
+      <w:r>
+        <w:rPr>
+          <w:b/>
+          <w:bCs/>
+          <w:color w:val="FF0000"/>
+          <w:sz w:val="24"/>
+          <w:szCs w:val="24"/>
+        </w:rPr>
+        <w:lastRenderedPageBreak/>
+        <w:drawing>
+          <wp:inline distT="0" distB="0" distL="0" distR="0" wp14:anchorId="46707A67" wp14:editId="66B2DE00">
+            <wp:extent cx="5422900" cy="2641600"/>
+            <wp:effectExtent l="0" t="0" r="6350" b="6350"/>
+            <wp:docPr id="5" name="Picture 5"/>
+            <wp:cNvGraphicFramePr>
+              <a:graphicFrameLocks xmlns:a="http://schemas.openxmlformats.org/drawingml/2006/main" noChangeAspect="1"/>
+            </wp:cNvGraphicFramePr>
+            <a:graphic xmlns:a="http://schemas.openxmlformats.org/drawingml/2006/main">
+              <a:graphicData uri="http://schemas.openxmlformats.org/drawingml/2006/picture">
+                <pic:pic xmlns:pic="http://schemas.openxmlformats.org/drawingml/2006/picture">
+                  <pic:nvPicPr>
+                    <pic:cNvPr id="1" name=""/>
+                    <pic:cNvPicPr/>
+                  </pic:nvPicPr>
+                  <pic:blipFill>
+                    <a:blip r:embed="rId7"/>
+                    <a:stretch>
+                      <a:fillRect/>
+                    </a:stretch>
+                  </pic:blipFill>
+                  <pic:spPr>
+                    <a:xfrm>
+                      <a:off x="0" y="0"/>
+                      <a:ext cx="5423181" cy="2641737"/>
+                    </a:xfrm>
+                    <a:prstGeom prst="rect">
+                      <a:avLst/>
+                    </a:prstGeom>
+                  </pic:spPr>
+                </pic:pic>
+              </a:graphicData>
+            </a:graphic>
+          </wp:inline>
+        </w:drawing>
+      </w:r>
+    </w:p>
+    <w:p>
+      <w:pPr>
+        <w:rPr>
+          <w:b/>
+          <w:bCs/>
+          <w:color w:val="FF0000"/>
+          <w:sz w:val="24"/>
+          <w:szCs w:val="24"/>
+        </w:rPr>
+      </w:pPr>
+    </w:p>
+    <w:p>
+      <w:pPr>
+        <w:rPr>
+          <w:b/>
+          <w:bCs/>
+          <w:color w:val="FF0000"/>
+          <w:sz w:val="24"/>
+          <w:szCs w:val="24"/>
+        </w:rPr>
+      </w:pPr>
+    </w:p>
+    <w:p>
+      <w:pPr>
+        <w:rPr>
+          <w:b/>
+          <w:bCs/>
+          <w:color w:val="FF0000"/>
+          <w:sz w:val="24"/>
+          <w:szCs w:val="24"/>
+        </w:rPr>
+      </w:pPr>
     </w:p>
     <w:p/>
     <w:sectPr>
